--- a/submission/out/성과보고서_1부_v3.docx
+++ b/submission/out/성과보고서_1부_v3.docx
@@ -749,7 +749,7 @@
                 <w:rFonts w:hint="eastAsia"/>
                 <w:b w:val="0"/>
               </w:rPr>
-              <w:t>ㅇ AI 접근방법: Claude Sonnet이 라벨 글자만 옮기고(가린 글자 보완 금지), 검증 사양 DB와 정확히 일치할 때만 기종을 정한다. 생명과 직결된 배터리 하한·배정은 검증 가능한 규칙(답변서: 초기 시제품은 규칙 기반도 원안 취지에 부합), 결정은 담당자. 리허설 랩은 합성 정전을 정책만 바꿔 반복한다. 시연: https://power-safety-net-ai.vercel.app</w:t>
+              <w:t>ㅇ AI 접근방법: Claude Sonnet이 라벨 글자만 옮기고(가린 글자 보완 금지), 검증 사양 DB와 정확히 일치할 때만 기종을 정한다. 생명과 직결된 배터리 하한·배정은 검증 가능한 규칙(답변서: 초기 시제품은 규칙 기반도 원안 취지에 부합), 결정은 담당자. 리허설 랩은 합성 정전을 정책만 바꿔 반복한다.</w:t>
             </w:r>
           </w:p>
           <w:p>
@@ -762,7 +762,7 @@
                 <w:rFonts w:hint="eastAsia"/>
                 <w:b w:val="0"/>
               </w:rPr>
-              <w:t>ㅇ 결과(합성 가구·자원, 매개변수 83개 중 58개 가정 위의 모의. 예측·기준·코드 해시는 결과 전에 커밋하고 OpenTimestamps로 시각 증명)</w:t>
+              <w:t>시연 https://power-safety-net-ai.vercel.app</w:t>
             </w:r>
           </w:p>
           <w:p>
@@ -775,6 +775,19 @@
                 <w:rFonts w:hint="eastAsia"/>
                 <w:b w:val="0"/>
               </w:rPr>
+              <w:t>ㅇ 결과(합성 가구·자원, 매개변수 83개 중 58개 가정 위의 모의. 예측·기준·코드 해시는 결과 전 커밋, 시뮬레이션은 OpenTimestamps 시각 증명)</w:t>
+            </w:r>
+          </w:p>
+          <w:p>
+            <w:pPr>
+              <w:wordWrap/>
+              <w:spacing w:after="0" w:line="14" w:lineRule="atLeast"/>
+            </w:pPr>
+            <w:r>
+              <w:rPr>
+                <w:rFonts w:hint="eastAsia"/>
+                <w:b w:val="0"/>
+              </w:rPr>
               <w:t xml:space="preserve"> - 도구 대 현행: 비상전원이 가구 1.5~6곳당 1대 있다고 가정하면(현행 절차엔 연결 단계 없음) 합성 정전 5,400건, 27개 조건 모두 우세, 공백 가구·시간 15.0% 감소(조건별 5.8~28.8%)</w:t>
             </w:r>
           </w:p>
@@ -788,7 +801,7 @@
                 <w:rFonts w:hint="eastAsia"/>
                 <w:b w:val="0"/>
               </w:rPr>
-              <w:t xml:space="preserve"> - 순서 규칙: 단순 규칙(짧은 순·가까운 순)과 24개 조건에서 차이 없음·3개는 단순 규칙이 나음, 합산하면 가까운 순이 0.6% 나음 → 효과는 답변서가 요구한 '안전시간·도착·호환·가용을 함께 본 연결'에서 나옴</w:t>
+              <w:t xml:space="preserve"> - 순서 규칙: 단순 규칙(짧은 순·가까운 순)과 24개 조건에서 차이 없음·3개는 단순 규칙이 나음, 합산하면 가까운 순이 0.6% 나음 → 효과는 답변서가 권고한 대로 안전시간·도착·호환·가용을 함께 보고 자원을 잇는 데서 나옴</w:t>
             </w:r>
           </w:p>
           <w:p>
@@ -853,7 +866,7 @@
                 <w:rFonts w:hint="eastAsia"/>
                 <w:b w:val="0"/>
               </w:rPr>
-              <w:t>ㅇ 원안 대비 기여: 원안 판단식을 실행형 도구로 만들고 KPI '모의정전 50건'을 수만 회 모의로 넓혔다. 반복 비교 발상은 해커톤 출품작 JEONJO에서 착안(코드·자산 미사용, 차이는 /about에 공개).</w:t>
+              <w:t>ㅇ 원안 대비 기여: 원안 판단식을 실행형 도구로 만들고 KPI '모의정전 50건'을 수만 회 모의로 넓혔다. 현행 대 개선 반복 비교 틀은 해커톤 출품작 JEONJO에서 착안(코드 미사용, power-safety-net-ai.vercel.app/about).</w:t>
             </w:r>
           </w:p>
           <w:p>

--- a/submission/out/성과보고서_1부_v3.docx
+++ b/submission/out/성과보고서_1부_v3.docx
@@ -420,7 +420,7 @@
               <w:rPr>
                 <w:b w:val="0"/>
               </w:rPr>
-              <w:t>인공호흡기 배터리는 짧으면 1시간, 아파트 정전은 7건 중 1건이 12시간을 넘긴다.</w:t>
+              <w:t>인공호흡기 배터리는 짧으면 1시간, 최근 3년 아파트 정전은 7건 중 1건이 12시간을 넘겼다.</w:t>
             </w:r>
           </w:p>
           <w:p>
@@ -456,7 +456,7 @@
               <w:rPr>
                 <w:b w:val="0"/>
               </w:rPr>
-              <w:t>비상전원을 등록 기록과 잇자 현행보다 공백 가구·시간이 15.0% 줄었다(모의).</w:t>
+              <w:t>가정한 비상전원을 등록 기록과 잇자 현행보다 공백 가구·시간이 15.0% 줄었다(모의).</w:t>
             </w:r>
           </w:p>
         </w:tc>
@@ -723,7 +723,7 @@
                 <w:rFonts w:hint="eastAsia"/>
                 <w:b w:val="0"/>
               </w:rPr>
-              <w:t>ㅇ 탐구참여인력: 1인([사용자 기입: 성명·소속]). 설계·판정 기준·결과 검수·보고서 확정은 본인, 개발 도구로 Claude Code 사용.</w:t>
+              <w:t>ㅇ 탐구참여인력: 1인([사용자 기입: 성명·소속]). 문제·방향 결정과 결과 채택은 본인, 코드·시험셋·문서 초안은 Claude Code가 작성하고 본인이 검토.</w:t>
             </w:r>
           </w:p>
           <w:p>
@@ -736,7 +736,7 @@
                 <w:rFonts w:hint="eastAsia"/>
                 <w:b w:val="0"/>
               </w:rPr>
-              <w:t>ㅇ 문제정의: 아파트 정전 382건(최근 3년) 중 55건이 12시간을 넘겼다(기후에너지환경부). 인공호흡기 내장배터리는 1~8시간, 거치형 산소발생기는 0시간이다. 인공호흡기 요양비만 연 6.9만 건(건보 2025, 건≠명)이 지급돼 그 기록은 공공기관에 있지만, 공개된 복구·순환단전 절차에는 '어느 집이 먼저 꺼지는가'를 계산하는 단계가 없다.</w:t>
+              <w:t>ㅇ 문제정의: 아파트 정전 382건(최근 3년) 중 55건이 12시간을 넘겼다(기후에너지환경부). 인공호흡기 내장배터리는 1~8시간, 거치형 산소발생기는 0시간이다. 인공호흡기 요양비만 2025년 6.9만 건(건보, 건≠명)이 지급돼 그 기록은 공공기관에 있지만, 공개된 복구·순환단전 절차에는 '어느 집이 먼저 꺼지는가'를 계산하는 단계가 없다.</w:t>
             </w:r>
           </w:p>
           <w:p>
@@ -775,7 +775,7 @@
                 <w:rFonts w:hint="eastAsia"/>
                 <w:b w:val="0"/>
               </w:rPr>
-              <w:t>ㅇ 결과(합성 가구·자원, 매개변수 83개 중 58개 가정 위의 모의. 예측·기준·코드 해시는 결과 전 커밋, 시뮬레이션은 OpenTimestamps 시각 증명)</w:t>
+              <w:t>ㅇ 결과(합성 가구·자원 위의 모의. 매개변수 장부 83개 중 58개와 자원·보완안 값은 가정. 예측·기준·코드 해시는 결과 전 커밋, 시뮬레이션은 OpenTimestamps 시각 증명)</w:t>
             </w:r>
           </w:p>
           <w:p>
@@ -801,7 +801,7 @@
                 <w:rFonts w:hint="eastAsia"/>
                 <w:b w:val="0"/>
               </w:rPr>
-              <w:t xml:space="preserve"> - 순서 규칙: 단순 규칙(짧은 순·가까운 순)과 24개 조건에서 차이 없음·3개는 단순 규칙이 나음, 합산하면 가까운 순이 0.6% 나음 → 효과는 답변서가 권고한 대로 안전시간·도착·호환·가용을 함께 보고 자원을 잇는 데서 나옴</w:t>
+              <w:t xml:space="preserve"> - 순서 규칙: 단순 규칙(짧은 순·가까운 순)과 24개 조건에서 차이 없음·3개는 단순 규칙이 나음, 합산하면 가까운 순이 0.6% 나음 → 효과는 전원을 기록과 잇는 데서 나오고 원안 순서는 추가 이득 없음</w:t>
             </w:r>
           </w:p>
           <w:p>
@@ -814,7 +814,7 @@
                 <w:rFonts w:hint="eastAsia"/>
                 <w:b w:val="0"/>
               </w:rPr>
-              <w:t xml:space="preserve"> - 빈틈(32,000회): 가정 추첨 90% 이상에서 공백이 남는 기기×정전 조합 현행 14곳, 도구 12곳(배터리 0시간 산소발생기는 별도, 어떤 정책으로도 공백). 휴대용 배터리 사전 배치(미국 PG&amp;E 절차, 보급률 가정·미검수)를 얹으면 별도 8,000회에서 공백 5.3~24.8% 추가 감소(보급률 하위~상위 10%), 13곳 중 11곳이 닫힘</w:t>
+              <w:t xml:space="preserve"> - 빈틈(32,000회): 가정 추첨 90% 이상에서 공백이 남는 기기×정전 조합 현행 14곳, 도구 12곳(배터리 0시간 산소발생기 별도). 휴대용 배터리 사전 배치(PG&amp;E 절차, 보급률 가정·미검수): 별도 8,000회에서 공백 5.3~24.8% 추가 감소(보급률 하위~상위 10%), 그 시드의 빈틈 13곳 중 11곳 닫힘</w:t>
             </w:r>
           </w:p>
           <w:p>
@@ -827,7 +827,7 @@
                 <w:rFonts w:hint="eastAsia"/>
                 <w:b w:val="0"/>
               </w:rPr>
-              <w:t xml:space="preserve"> - 실측 정전시간(정부 382건 분포, 계획자도 이 분포를 아는 낙관 조건, 2,000회): 도구 16.5% 감소. 1시간급 인공호흡기 가구 공백 비율은 95.8% 그대로(자원 준비·이동이 배터리보다 김), 사전 배치를 얹어야 73.1%</w:t>
+              <w:t xml:space="preserve"> - 실측 정전시간(정부 382건 분포, 계획자도 이 분포를 아는 낙관 조건, 2,000회): 도구 16.5% 감소. 1시간급 인공호흡기 가구 공백 비율은 95.8% 그대로(자원 준비·이동이 배터리보다 김), 사전 배치(보급 60% 가정)를 얹어야 73.1%</w:t>
             </w:r>
           </w:p>
           <w:p>
@@ -840,7 +840,7 @@
                 <w:rFonts w:hint="eastAsia"/>
                 <w:b w:val="0"/>
               </w:rPr>
-              <w:t xml:space="preserve"> - 라벨 판독(렌더 라벨 봉인 시험셋 120장): 모델명 정확 118/120(OCR 35/120, 오매칭 2건), 흐림·가림 60장 자신 있게 틀림 0/60, 엉뚱한 기종 무표시 일치 0/120, DB 기종 자동 확정 66/90·나머지 수동검토, DB 밖 기종 수동검토 30/30</w:t>
+              <w:t xml:space="preserve"> - 라벨 판독(렌더 라벨 봉인 시험셋 120장): 모델명 정확 118/120(OCR 35/120, 오매칭 2건), 흐림·가림 60장 자신 있게 틀림 0/60, DB 기종 자동 확정 66/90·나머지와 DB 밖 기종 30/30은 수동검토, 보완 시도 7건 전부 저신뢰 표시</w:t>
             </w:r>
           </w:p>
           <w:p>
@@ -853,7 +853,7 @@
                 <w:rFonts w:hint="eastAsia"/>
                 <w:b w:val="0"/>
               </w:rPr>
-              <w:t xml:space="preserve"> - 사전등록: 결과 전 예측 12/15, 예비 실행 뒤 재현 확인 26/26(틀린 3개 공개). 엔진은 별도 Python 구현(같은 명세)과 553/553 일치</w:t>
+              <w:t xml:space="preserve"> - AI 판독·표적 배치(실측 정전 분포, 별도 2,000회): 실측 판독 미확정 24/90을 넣어도 도구 17.2% 감소, 판독 없음(전부 수동검토)보다 0.5% 더 감소. 같은 양의 배터리를 기록상 하한이 짧은 집부터 두면 1시간급 공백 73.1%→56.3%(3시간급은 58.2→64.5%)</w:t>
             </w:r>
           </w:p>
           <w:p>
@@ -866,7 +866,20 @@
                 <w:rFonts w:hint="eastAsia"/>
                 <w:b w:val="0"/>
               </w:rPr>
-              <w:t>ㅇ 원안 대비 기여: 원안 판단식을 실행형 도구로 만들고 KPI '모의정전 50건'을 수만 회 모의로 넓혔다. 현행 대 개선 반복 비교 틀은 해커톤 출품작 JEONJO에서 착안(코드 미사용, power-safety-net-ai.vercel.app/about).</w:t>
+              <w:t xml:space="preserve"> - 사전등록: 이 저장소 모의 전 예측 18/22(미검정 2건 제외), 예비 실행 뒤 재현 확인 26/26(틀린 4개 공개). 엔진은 별도 Python 구현(같은 명세)과 553/553 일치</w:t>
+            </w:r>
+          </w:p>
+          <w:p>
+            <w:pPr>
+              <w:wordWrap/>
+              <w:spacing w:after="0" w:line="14" w:lineRule="atLeast"/>
+            </w:pPr>
+            <w:r>
+              <w:rPr>
+                <w:rFonts w:hint="eastAsia"/>
+                <w:b w:val="0"/>
+              </w:rPr>
+              <w:t>ㅇ 원안 대비 기여: 원안 판단식을 실행형 도구로, KPI '모의정전 50건'을 수만 회 모의로 넓힘. 현행 대 개선 반복 비교 틀은 해커톤 출품작 JEONJO에서 착안(코드 미사용, power-safety-net-ai.vercel.app/about).</w:t>
             </w:r>
           </w:p>
           <w:p>
@@ -1006,20 +1019,7 @@
                 <w:rFonts w:hint="eastAsia"/>
                 <w:b w:val="0"/>
               </w:rPr>
-              <w:t>ㅇ AI와 모의의 연결: 모의는 기종 판독이 맞다고 가정, 렌더 라벨은 실제 사진 성능 아님 → 확인 전엔 가장 짧은 배터리로 계산, 판독 오류 주입 모의가 다음 단계</w:t>
-            </w:r>
-          </w:p>
-          <w:p>
-            <w:pPr>
-              <w:wordWrap/>
-              <w:spacing w:after="0" w:line="14" w:lineRule="atLeast"/>
-            </w:pPr>
-            <w:r>
-              <w:rPr>
-                <w:rFonts w:hint="eastAsia"/>
-                <w:b w:val="0"/>
-              </w:rPr>
-              <w:t>ㅇ 순서 규칙 가설 기각 → 헤드라인을 '자원 연결 + 사전 배치'로 바꿈</w:t>
+              <w:t>ㅇ AI 기여: 판독 오류를 넣은 모의에서 공백 차이는 작았음(모형에 수동검토 인력 한도 없음) → AI의 몫인 수동검토 부담(등록 기종 73% 자동 확정)은 도상훈련에서 측정. 렌더 라벨은 실제 사진 성능 아님</w:t>
             </w:r>
           </w:p>
         </w:tc>
@@ -1105,7 +1105,7 @@
                 <w:rFonts w:hint="eastAsia"/>
                 <w:b w:val="0"/>
               </w:rPr>
-              <w:t>ㅇ 1시간급 인공호흡기 가구의 공백은 도구만으로 95.8% 그대로였고, 사전 배치를 얹어야 73.1%로 줄었다(모의).</w:t>
+              <w:t>ㅇ 1시간급 인공호흡기 가구의 공백은 정전 뒤 배정으로는 95.4%, 무작위 사전 배치로 73.1%, 기록상 배터리가 짧은 집부터 두면 56.3%였다(모의).</w:t>
             </w:r>
           </w:p>
           <w:p>
@@ -1118,7 +1118,7 @@
                 <w:rFonts w:hint="eastAsia"/>
                 <w:b w:val="0"/>
               </w:rPr>
-              <w:t>ㅇ 남은 일은 등록 기록으로 그 배치 대상을 정전 전에 고르는 것, 보건소 1곳 도상훈련부터다.</w:t>
+              <w:t>ㅇ 남은 일은 등록 기록으로 그 집을 정전 전에 고르는 것, 보건소 1곳 도상훈련부터다.</w:t>
             </w:r>
           </w:p>
         </w:tc>

--- a/submission/out/성과보고서_1부_v3.docx
+++ b/submission/out/성과보고서_1부_v3.docx
@@ -420,7 +420,7 @@
               <w:rPr>
                 <w:b w:val="0"/>
               </w:rPr>
-              <w:t>인공호흡기 배터리는 짧으면 1시간, 최근 3년 아파트 정전은 7건 중 1건이 12시간을 넘겼다.</w:t>
+              <w:t>인공호흡기 배터리는 짧으면 1시간, 아파트 정전은 7건 중 1건이 12시간을 넘긴다.</w:t>
             </w:r>
           </w:p>
           <w:p>
@@ -456,7 +456,7 @@
               <w:rPr>
                 <w:b w:val="0"/>
               </w:rPr>
-              <w:t>가정한 비상전원을 등록 기록과 잇자 현행보다 공백 가구·시간이 15.0% 줄었다(모의).</w:t>
+              <w:t>가정한 비상전원을 기록과 잇자 현행보다 공백 가구·시간 15.0% 감소(모의).</w:t>
             </w:r>
           </w:p>
         </w:tc>
@@ -723,7 +723,7 @@
                 <w:rFonts w:hint="eastAsia"/>
                 <w:b w:val="0"/>
               </w:rPr>
-              <w:t>ㅇ 탐구참여인력: 1인([사용자 기입: 성명·소속]). 문제·방향 결정과 결과 채택은 본인, 코드·시험셋·문서 초안은 Claude Code가 작성하고 본인이 검토.</w:t>
+              <w:t>ㅇ 탐구참여인력: 1인([사용자 기입: 성명·소속]). 문제·방향 결정, 결과 검토·채택, 보고서 최종 문안 확정은 본인, 코드·시험셋·문서 초안은 Claude Code가 작성.</w:t>
             </w:r>
           </w:p>
           <w:p>
@@ -736,7 +736,7 @@
                 <w:rFonts w:hint="eastAsia"/>
                 <w:b w:val="0"/>
               </w:rPr>
-              <w:t>ㅇ 문제정의: 아파트 정전 382건(최근 3년) 중 55건이 12시간을 넘겼다(기후에너지환경부). 인공호흡기 내장배터리는 1~8시간, 거치형 산소발생기는 0시간이다. 인공호흡기 요양비만 2025년 6.9만 건(건보, 건≠명)이 지급돼 그 기록은 공공기관에 있지만, 공개된 복구·순환단전 절차에는 '어느 집이 먼저 꺼지는가'를 계산하는 단계가 없다.</w:t>
+              <w:t>ㅇ 문제정의: 아파트 정전 382건(최근 3년) 중 55건이 12시간을 넘겼다(기후에너지환경부). 인공호흡기 내장배터리는 1~8시간, 거치형 산소발생기는 0시간이다. 인공호흡기 요양비만 2025년 6.9만 건(건보, 건≠명)이 지급돼 그 기록은 공공기관에 있지만 공개된 복구·순환단전 절차에는 '어느 집이 먼저 꺼지는가'를 계산하는 단계가 없다.</w:t>
             </w:r>
           </w:p>
           <w:p>
@@ -749,7 +749,7 @@
                 <w:rFonts w:hint="eastAsia"/>
                 <w:b w:val="0"/>
               </w:rPr>
-              <w:t>ㅇ AI 접근방법: Claude Sonnet이 라벨 글자만 옮기고(가린 글자 보완 금지), 검증 사양 DB와 정확히 일치할 때만 기종을 정한다. 생명과 직결된 배터리 하한·배정은 검증 가능한 규칙(답변서: 초기 시제품은 규칙 기반도 원안 취지에 부합), 결정은 담당자. 리허설 랩은 합성 정전을 정책만 바꿔 반복한다.</w:t>
+              <w:t>ㅇ AI 접근방법: Claude Sonnet이 라벨 글자만 옮기고(가린 글자 보완 금지), 검증 사양 DB와 정확히 일치할 때만 기종을 정한다. 생명과 직결된 배터리 하한·배정은 검증 가능한 규칙(답변서: 초기 시제품은 규칙 기반도 원안 취지에 부합), 결정은 담당자.</w:t>
             </w:r>
           </w:p>
           <w:p>
@@ -762,8 +762,16 @@
                 <w:rFonts w:hint="eastAsia"/>
                 <w:b w:val="0"/>
               </w:rPr>
-              <w:t>시연 https://power-safety-net-ai.vercel.app</w:t>
-            </w:r>
+              <w:t xml:space="preserve">시연(리허설 랩 포함) </w:t>
+            </w:r>
+            <w:hyperlink r:id="rId7">
+              <w:r>
+                <w:rPr>
+                  <w:rFonts w:hint="eastAsia"/>
+                </w:rPr>
+                <w:t xml:space="preserve">https://power-safety-net-ai.vercel.app</w:t>
+              </w:r>
+            </w:hyperlink>
           </w:p>
           <w:p>
             <w:pPr>
@@ -814,7 +822,7 @@
                 <w:rFonts w:hint="eastAsia"/>
                 <w:b w:val="0"/>
               </w:rPr>
-              <w:t xml:space="preserve"> - 빈틈(32,000회): 가정 추첨 90% 이상에서 공백이 남는 기기×정전 조합 현행 14곳, 도구 12곳(배터리 0시간 산소발생기 별도). 휴대용 배터리 사전 배치(PG&amp;E 절차, 보급률 가정·미검수): 별도 8,000회에서 공백 5.3~24.8% 추가 감소(보급률 하위~상위 10%), 그 시드의 빈틈 13곳 중 11곳 닫힘</w:t>
+              <w:t xml:space="preserve"> - 빈틈(32,000회): 가정 추첨 90% 이상에서 공백이 남는 기기×정전 조합 현행 14곳, 도구 12곳(배터리 0시간 산소발생기 별도). PG&amp;E식 배터리 사전 배치(보급률 가정·미검수): 별도 8,000회에서 공백 5.3~24.8% 추가 감소(보급률 하위~상위 10%), 그 시드 빈틈 13곳 중 11곳 닫힘</w:t>
             </w:r>
           </w:p>
           <w:p>
@@ -827,7 +835,7 @@
                 <w:rFonts w:hint="eastAsia"/>
                 <w:b w:val="0"/>
               </w:rPr>
-              <w:t xml:space="preserve"> - 실측 정전시간(정부 382건 분포, 계획자도 이 분포를 아는 낙관 조건, 2,000회): 도구 16.5% 감소. 1시간급 인공호흡기 가구 공백 비율은 95.8% 그대로(자원 준비·이동이 배터리보다 김), 사전 배치(보급 60% 가정)를 얹어야 73.1%</w:t>
+              <w:t xml:space="preserve"> - 실측 정전시간(정부 382건 분포, 계획자도 아는 낙관 조건, 2,000회): 도구 16.5% 감소. 1시간급 인공호흡기 가구 공백 비율은 95.8% 그대로(준비·이동이 배터리보다 김), 사전 배치(보급 60% 가정)를 얹어야 73.1%</w:t>
             </w:r>
           </w:p>
           <w:p>
@@ -840,7 +848,7 @@
                 <w:rFonts w:hint="eastAsia"/>
                 <w:b w:val="0"/>
               </w:rPr>
-              <w:t xml:space="preserve"> - 라벨 판독(렌더 라벨 봉인 시험셋 120장): 모델명 정확 118/120(OCR 35/120, 오매칭 2건), 흐림·가림 60장 자신 있게 틀림 0/60, DB 기종 자동 확정 66/90·나머지와 DB 밖 기종 30/30은 수동검토, 보완 시도 7건 전부 저신뢰 표시</w:t>
+              <w:t xml:space="preserve"> - 라벨 판독(렌더 라벨 봉인 시험셋 120장): 모델명 정확 118/120(OCR 35/120, 오매칭 2건), 흐림·가림 60장 자신 있게 틀림 0/60, DB 기종 자동 확정 66/90·나머지와 DB 밖 기종 30/30은 수동검토</w:t>
             </w:r>
           </w:p>
           <w:p>
@@ -853,7 +861,7 @@
                 <w:rFonts w:hint="eastAsia"/>
                 <w:b w:val="0"/>
               </w:rPr>
-              <w:t xml:space="preserve"> - AI 판독·표적 배치(실측 정전 분포, 별도 2,000회): 실측 판독 미확정 24/90을 넣어도 도구 17.2% 감소, 판독 없음(전부 수동검토)보다 0.5% 더 감소. 같은 양의 배터리를 기록상 하한이 짧은 집부터 두면 1시간급 공백 73.1%→56.3%(3시간급은 58.2→64.5%)</w:t>
+              <w:t xml:space="preserve"> - AI 판독(실측 정전 분포, 별도 2,000회): 판독 미확정 24/90을 넣어도 도구 17.2% 감소, 판독 정확도의 공백 효과는 확인 안 됨(판독 없음 대비 AI +0.5%, 완전 판독 −0.3%) → AI 몫은 수동검토 부담(등록 기종 자동 확정 AI 66/90, OCR 16/90)</w:t>
             </w:r>
           </w:p>
           <w:p>
@@ -866,7 +874,7 @@
                 <w:rFonts w:hint="eastAsia"/>
                 <w:b w:val="0"/>
               </w:rPr>
-              <w:t xml:space="preserve"> - 사전등록: 이 저장소 모의 전 예측 18/22(미검정 2건 제외), 예비 실행 뒤 재현 확인 26/26(틀린 4개 공개). 엔진은 별도 Python 구현(같은 명세)과 553/553 일치</w:t>
+              <w:t xml:space="preserve"> - 표적 사전 배치(별도 2,000회, 평시 등록 정보로만 순위): 같은 양의 배터리를 하한이 짧은 집부터 두면 무작위보다 공백 0.8% 추가 감소, 1시간급 72.7%→60.2%·산소발생기 81.9→62.9%, 3·8시간급과 휴대형 산소는 늘어남</w:t>
             </w:r>
           </w:p>
           <w:p>
@@ -879,7 +887,7 @@
                 <w:rFonts w:hint="eastAsia"/>
                 <w:b w:val="0"/>
               </w:rPr>
-              <w:t>ㅇ 원안 대비 기여: 원안 판단식을 실행형 도구로, KPI '모의정전 50건'을 수만 회 모의로 넓힘. 현행 대 개선 반복 비교 틀은 해커톤 출품작 JEONJO에서 착안(코드 미사용, power-safety-net-ai.vercel.app/about).</w:t>
+              <w:t xml:space="preserve"> - 사전등록: 실험별 실행 전 예측 23/27(틀린 4개 공개, 미검정·판정 불가 2건 제외), 예비 실행 뒤 재현 확인 26/26. 엔진은 별도 Python 구현(같은 명세)과 553/553 일치</w:t>
             </w:r>
           </w:p>
           <w:p>
@@ -892,7 +900,7 @@
                 <w:rFonts w:hint="eastAsia"/>
                 <w:b w:val="0"/>
               </w:rPr>
-              <w:t>ㅇ 개인정보·안전: 환자 데이터 0(합성), 이미지 서비스 무저장(사업자 최대 30일)·국외 전송 동의, 진단명 미사용, 의료기기 아님.</w:t>
+              <w:t>ㅇ 원안 대비 기여: 판단식을 실행형 도구로, KPI '모의정전 50건'을 수만 회로. 환자 데이터 0(합성), 이미지 무저장, 의료기기 아님. 현행 대 개선 반복 비교 틀은 해커톤 출품작 JEONJO에서 착안(코드 미사용, power-safety-net-ai.vercel.app/about).</w:t>
             </w:r>
           </w:p>
         </w:tc>
@@ -1006,20 +1014,7 @@
                 <w:rFonts w:hint="eastAsia"/>
                 <w:b w:val="0"/>
               </w:rPr>
-              <w:t>ㅇ 실데이터 한계: 가정 복구 분포가 정부 382건의 3~6시간 구간을 재현 못 함 → 실측 분포로 재봉인·재실행. 가구·자원은 합성 → 개선: 보건소 도상훈련</w:t>
-            </w:r>
-          </w:p>
-          <w:p>
-            <w:pPr>
-              <w:wordWrap/>
-              <w:spacing w:after="0" w:line="14" w:lineRule="atLeast"/>
-            </w:pPr>
-            <w:r>
-              <w:rPr>
-                <w:rFonts w:hint="eastAsia"/>
-                <w:b w:val="0"/>
-              </w:rPr>
-              <w:t>ㅇ AI 기여: 판독 오류를 넣은 모의에서 공백 차이는 작았음(모형에 수동검토 인력 한도 없음) → AI의 몫인 수동검토 부담(등록 기종 73% 자동 확정)은 도상훈련에서 측정. 렌더 라벨은 실제 사진 성능 아님</w:t>
+              <w:t>ㅇ 실데이터: 가정 복구 분포가 정부 382건의 3~6시간을 재현 못 함 → 실측 분포로 재실행. 가구·자원 합성, 라벨 렌더 → 보건소 도상훈련</w:t>
             </w:r>
           </w:p>
         </w:tc>
@@ -1092,7 +1087,7 @@
                 <w:rFonts w:hint="eastAsia"/>
                 <w:b w:val="0"/>
               </w:rPr>
-              <w:t>ㅇ 지자체·보건소: 정전 신고 즉시 먼저 꺼질 집과 맞는 비상전원을 보고 승인하고, 정전 전에는 사전 배치가 필요한 기기·정전 유형을 고른다.</w:t>
+              <w:t>ㅇ 지자체·보건소: 정전 즉시 먼저 꺼질 집에 맞는 전원을 승인, 정전 전엔 사전 배치 대상 선정.</w:t>
             </w:r>
           </w:p>
           <w:p>
@@ -1105,7 +1100,7 @@
                 <w:rFonts w:hint="eastAsia"/>
                 <w:b w:val="0"/>
               </w:rPr>
-              <w:t>ㅇ 1시간급 인공호흡기 가구의 공백은 정전 뒤 배정으로는 95.4%, 무작위 사전 배치로 73.1%, 기록상 배터리가 짧은 집부터 두면 56.3%였다(모의).</w:t>
+              <w:t>ㅇ 1시간급 인공호흡기 가구 공백은 정전 뒤 배정으로 줄지 않았고, 배터리를 무작위로 두면 72.7%, 평시 기록상 짧은 집부터 두면 60.2%(맞바꿈, 모의).</w:t>
             </w:r>
           </w:p>
           <w:p>
@@ -1118,7 +1113,7 @@
                 <w:rFonts w:hint="eastAsia"/>
                 <w:b w:val="0"/>
               </w:rPr>
-              <w:t>ㅇ 남은 일은 등록 기록으로 그 집을 정전 전에 고르는 것, 보건소 1곳 도상훈련부터다.</w:t>
+              <w:t>ㅇ 남은 일은 기록으로 그 집을 정전 전에 고르는 것, 보건소 1곳 도상훈련부터다.</w:t>
             </w:r>
           </w:p>
         </w:tc>

--- a/submission/out/성과보고서_1부_v3.docx
+++ b/submission/out/성과보고서_1부_v3.docx
@@ -861,7 +861,7 @@
                 <w:rFonts w:hint="eastAsia"/>
                 <w:b w:val="0"/>
               </w:rPr>
-              <w:t xml:space="preserve"> - AI 판독(실측 정전 분포, 별도 2,000회): 판독 미확정 24/90을 넣어도 도구 17.2% 감소, 판독 정확도의 공백 효과는 확인 안 됨(판독 없음 대비 AI +0.5%, 완전 판독 −0.3%) → AI 몫은 수동검토 부담(등록 기종 자동 확정 AI 66/90, OCR 16/90)</w:t>
+              <w:t xml:space="preserve"> - AI 판독(실측 정전 분포, 별도 2,000회): 판독 미확정 24/90을 넣어도 도구 17.2% 감소, 판독 정확도의 공백 효과는 확인 안 됨(AI +0.5%, 완전 판독 −0.3%. 모형은 판독 실패를 사람이 한도 없이 검토한다고 가정) → AI 몫은 수동검토 대상 축소(가설. 등록 기종 자동 확정 AI 66/90, OCR 16/90, 판독 없음 0/90)</w:t>
             </w:r>
           </w:p>
           <w:p>
@@ -874,7 +874,7 @@
                 <w:rFonts w:hint="eastAsia"/>
                 <w:b w:val="0"/>
               </w:rPr>
-              <w:t xml:space="preserve"> - 표적 사전 배치(별도 2,000회, 평시 등록 정보로만 순위): 같은 양의 배터리를 하한이 짧은 집부터 두면 무작위보다 공백 0.8% 추가 감소, 1시간급 72.7%→60.2%·산소발생기 81.9→62.9%, 3·8시간급과 휴대형 산소는 늘어남</w:t>
+              <w:t xml:space="preserve"> - 표적 사전 배치(별도 2,000회, 평시 등록 정보로만 순위·기종 확인 가정): 같은 양의 배터리를 하한이 짧은 집부터 두면 무작위보다 공백 0.8% 추가 감소, 1시간급 72.7%→60.2%, 3·8시간급과 휴대형 산소는 늘어남</w:t>
             </w:r>
           </w:p>
           <w:p>
@@ -887,7 +887,7 @@
                 <w:rFonts w:hint="eastAsia"/>
                 <w:b w:val="0"/>
               </w:rPr>
-              <w:t xml:space="preserve"> - 사전등록: 실험별 실행 전 예측 23/27(틀린 4개 공개, 미검정·판정 불가 2건 제외), 예비 실행 뒤 재현 확인 26/26. 엔진은 별도 Python 구현(같은 명세)과 553/553 일치</w:t>
+              <w:t xml:space="preserve"> - 사전등록: 실험별 실행 전 예측 18/22(틀린 4개 공개, 미검정·판정 불가 2건 제외), 예비·사전 분석 뒤 확인 31/31. 엔진은 별도 Python 구현(같은 명세)과 553/553 일치</w:t>
             </w:r>
           </w:p>
           <w:p>
@@ -900,7 +900,21 @@
                 <w:rFonts w:hint="eastAsia"/>
                 <w:b w:val="0"/>
               </w:rPr>
-              <w:t>ㅇ 원안 대비 기여: 판단식을 실행형 도구로, KPI '모의정전 50건'을 수만 회로. 환자 데이터 0(합성), 이미지 무저장, 의료기기 아님. 현행 대 개선 반복 비교 틀은 해커톤 출품작 JEONJO에서 착안(코드 미사용, power-safety-net-ai.vercel.app/about).</w:t>
+              <w:t xml:space="preserve">ㅇ 원안 대비 기여: 판단식을 실행형 도구로, KPI '모의정전 50건'을 수만 회로. 환자 데이터 0(합성), 이미지 서비스 무저장(국외 AI 사업자 최대 30일), 의료기기 아님. 현행 대 개선 반복 비교 틀은 해커톤 출품작 JEONJO에서 착안(코드 미사용, </w:t>
+            </w:r>
+            <w:hyperlink r:id="rId8">
+              <w:r>
+                <w:rPr>
+                  <w:rFonts w:hint="eastAsia"/>
+                </w:rPr>
+                <w:t xml:space="preserve">https://power-safety-net-ai.vercel.app/about#inspiration</w:t>
+              </w:r>
+            </w:hyperlink>
+            <w:r>
+              <w:rPr>
+                <w:rFonts w:hint="eastAsia"/>
+              </w:rPr>
+              <w:t>).</w:t>
             </w:r>
           </w:p>
         </w:tc>
@@ -1087,7 +1101,7 @@
                 <w:rFonts w:hint="eastAsia"/>
                 <w:b w:val="0"/>
               </w:rPr>
-              <w:t>ㅇ 지자체·보건소: 정전 즉시 먼저 꺼질 집에 맞는 전원을 승인, 정전 전엔 사전 배치 대상 선정.</w:t>
+              <w:t>ㅇ 지자체·보건소: 정전 즉시 먼저 꺼질 집에 전원 승인, 정전 전 사전 배치 대상 선정.</w:t>
             </w:r>
           </w:p>
           <w:p>

--- a/submission/out/성과보고서_1부_v3.docx
+++ b/submission/out/성과보고서_1부_v3.docx
@@ -835,7 +835,7 @@
                 <w:rFonts w:hint="eastAsia"/>
                 <w:b w:val="0"/>
               </w:rPr>
-              <w:t xml:space="preserve"> - 실측 정전시간(정부 382건 분포, 계획자도 아는 낙관 조건, 2,000회): 도구 16.5% 감소. 1시간급 인공호흡기 가구 공백 비율은 95.8% 그대로(준비·이동이 배터리보다 김), 사전 배치(보급 60% 가정)를 얹어야 73.1%</w:t>
+              <w:t xml:space="preserve"> - 실측 정전시간(정부 382건 분포, 계획자도 아는 낙관 조건, 2,000회): 도구 16.5% 감소. 1시간급 인공호흡기 가구 공백 비율은 95.8% 그대로(준비·이동이 배터리보다 김)</w:t>
             </w:r>
           </w:p>
           <w:p>
@@ -861,7 +861,7 @@
                 <w:rFonts w:hint="eastAsia"/>
                 <w:b w:val="0"/>
               </w:rPr>
-              <w:t xml:space="preserve"> - AI 판독(실측 정전 분포, 별도 2,000회): 판독 미확정 24/90을 넣어도 도구 17.2% 감소, 판독 정확도의 공백 효과는 확인 안 됨(AI +0.5%, 완전 판독 −0.3%. 모형은 판독 실패를 사람이 한도 없이 검토한다고 가정) → AI 몫은 수동검토 대상 축소(가설. 등록 기종 자동 확정 AI 66/90, OCR 16/90, 판독 없음 0/90)</w:t>
+              <w:t xml:space="preserve"> - AI 판독(실측 정전 분포, 별도 2,000회): 판독 미확정 24/90을 넣어도 도구 17.2% 감소, 판독 정확도의 공백 효과는 확인 안 됨(없음 대비 AI +0.5%, 완전 판독 −0.3%. 모형은 판독 실패를 사람이 한도 없이 검토한다고 가정) → AI 몫은 수동검토 대상 축소(가설. 등록 기종 자동 확정 AI 66/90, OCR 16/90, 판독 없음 0/90)</w:t>
             </w:r>
           </w:p>
           <w:p>
@@ -887,7 +887,7 @@
                 <w:rFonts w:hint="eastAsia"/>
                 <w:b w:val="0"/>
               </w:rPr>
-              <w:t xml:space="preserve"> - 사전등록: 실험별 실행 전 예측 18/22(틀린 4개 공개, 미검정·판정 불가 2건 제외), 예비·사전 분석 뒤 확인 31/31. 엔진은 별도 Python 구현(같은 명세)과 553/553 일치</w:t>
+              <w:t xml:space="preserve"> - 사전등록: 실행 전 예측 18/22(틀린 4개 공개, 미검정·판정 불가 2건 제외), 예비·사전 분석 뒤 확인 31/31. 엔진은 별도 Python 재구현과 553/553 일치</w:t>
             </w:r>
           </w:p>
           <w:p>
